--- a/LD-00_详细设计说明与文档索引.docx
+++ b/LD-00_详细设计说明与文档索引.docx
@@ -3306,6 +3306,134 @@
                 <w:sz w:val="18"/>
               </w:rPr>
               <w:t>HD-03 第 2 章</w:t>
+            </w:r>
+          </w:p>
+        </w:tc>
+      </w:tr>
+      <w:tr>
+        <w:trPr>
+          <w:jc w:val="center"/>
+        </w:trPr>
+        <w:tc>
+          <w:tcPr>
+            <w:tcW w:w="3175" w:type="dxa"/>
+          </w:tcPr>
+          <w:p>
+            <w:pPr>
+              <w:spacing w:before="40" w:after="40" w:line="283" w:lineRule="auto"/>
+              <w:rPr>
+                <w:lang w:eastAsia="zh-CN"/>
+              </w:rPr>
+            </w:pPr>
+            <w:r>
+              <w:rPr>
+                <w:rFonts w:ascii="微软雅黑" w:hAnsi="微软雅黑"/>
+                <w:sz w:val="18"/>
+                <w:lang w:eastAsia="zh-CN"/>
+              </w:rPr>
+              <w:t>完成阿拉伯语 PDF 渲染的技术验证</w:t>
+            </w:r>
+          </w:p>
+        </w:tc>
+        <w:tc>
+          <w:tcPr>
+            <w:tcW w:w="4535" w:type="dxa"/>
+          </w:tcPr>
+          <w:p>
+            <w:pPr>
+              <w:spacing w:before="40" w:after="40" w:line="283" w:lineRule="auto"/>
+              <w:rPr>
+                <w:lang w:eastAsia="zh-CN"/>
+              </w:rPr>
+            </w:pPr>
+            <w:r>
+              <w:rPr>
+                <w:rFonts w:ascii="微软雅黑" w:hAnsi="微软雅黑"/>
+                <w:sz w:val="18"/>
+                <w:lang w:eastAsia="zh-CN"/>
+              </w:rPr>
+              <w:t>阿拉伯语的字形整形、连字与从右至左排版是 PDF 生成最容易翻车的地方，而四十张报表每张都要出阿语版。现在验证的成本是三天，做到第三十张报表时发现的成本是重做渲染层。若 WeasyPrint 不过关，备选为 LibreOffice headless（MPL 2.0）或 Typst（Apache 2.0）。</w:t>
+            </w:r>
+          </w:p>
+        </w:tc>
+        <w:tc>
+          <w:tcPr>
+            <w:tcW w:w="1247" w:type="dxa"/>
+          </w:tcPr>
+          <w:p>
+            <w:pPr>
+              <w:spacing w:before="40" w:after="40" w:line="283" w:lineRule="auto"/>
+            </w:pPr>
+            <w:r>
+              <w:rPr>
+                <w:rFonts w:ascii="微软雅黑" w:hAnsi="微软雅黑"/>
+                <w:sz w:val="18"/>
+              </w:rPr>
+              <w:t>DD-16 · REQ-RPT-04 · REQ-RPT-08</w:t>
+            </w:r>
+          </w:p>
+        </w:tc>
+      </w:tr>
+      <w:tr>
+        <w:trPr>
+          <w:jc w:val="center"/>
+        </w:trPr>
+        <w:tc>
+          <w:tcPr>
+            <w:tcW w:w="3175" w:type="dxa"/>
+          </w:tcPr>
+          <w:p>
+            <w:pPr>
+              <w:spacing w:before="40" w:after="40" w:line="283" w:lineRule="auto"/>
+              <w:rPr>
+                <w:lang w:eastAsia="zh-CN"/>
+              </w:rPr>
+            </w:pPr>
+            <w:r>
+              <w:rPr>
+                <w:rFonts w:ascii="微软雅黑" w:hAnsi="微软雅黑"/>
+                <w:sz w:val="18"/>
+                <w:lang w:eastAsia="zh-CN"/>
+              </w:rPr>
+              <w:t>完成对象存储的对比验证</w:t>
+            </w:r>
+          </w:p>
+        </w:tc>
+        <w:tc>
+          <w:tcPr>
+            <w:tcW w:w="4535" w:type="dxa"/>
+          </w:tcPr>
+          <w:p>
+            <w:pPr>
+              <w:spacing w:before="40" w:after="40" w:line="283" w:lineRule="auto"/>
+              <w:rPr>
+                <w:lang w:eastAsia="zh-CN"/>
+              </w:rPr>
+            </w:pPr>
+            <w:r>
+              <w:rPr>
+                <w:rFonts w:ascii="微软雅黑" w:hAnsi="微软雅黑"/>
+                <w:sz w:val="18"/>
+                <w:lang w:eastAsia="zh-CN"/>
+              </w:rPr>
+              <w:t>SeaweedFS、Garage 与 Ceph RGW 的最小可行部署对比：S3 兼容度、实际吞吐、故障恢复行为与运维负担。产出的选型报告同时是 CN-09 五年论证的举证材料。虚机资源单须按 Ceph 规格预留余量，避免事后追加成为变更请求。</w:t>
+            </w:r>
+          </w:p>
+        </w:tc>
+        <w:tc>
+          <w:tcPr>
+            <w:tcW w:w="1247" w:type="dxa"/>
+          </w:tcPr>
+          <w:p>
+            <w:pPr>
+              <w:spacing w:before="40" w:after="40" w:line="283" w:lineRule="auto"/>
+            </w:pPr>
+            <w:r>
+              <w:rPr>
+                <w:rFonts w:ascii="微软雅黑" w:hAnsi="微软雅黑"/>
+                <w:sz w:val="18"/>
+              </w:rPr>
+              <w:t>DD-47 · DD-46 · REQ-MOD-07</w:t>
             </w:r>
           </w:p>
         </w:tc>

--- a/LD-00_详细设计说明与文档索引.docx
+++ b/LD-00_详细设计说明与文档索引.docx
@@ -400,7 +400,7 @@
                 <w:sz w:val="18"/>
                 <w:lang w:eastAsia="zh-CN"/>
               </w:rPr>
-              <w:t>契约字段规范、连接器状态机、水位与重放、隔离区、结构漂移、旁路数据源、归档多版本归一化与迁移</w:t>
+              <w:t>契约字段规范、连接器状态机、水位与重放、隔离区、结构漂移、归档多版本归一化与迁移、参照数据维护</w:t>
             </w:r>
           </w:p>
         </w:tc>
@@ -4004,7 +4004,7 @@
                 <w:sz w:val="18"/>
                 <w:lang w:eastAsia="zh-CN"/>
               </w:rPr>
-              <w:t>L1 接入层。含旁路数据源与归档多版本归一化</w:t>
+              <w:t>L1 接入层。含归档多版本归一化与参照数据维护。旁路数据源经核实后清空（DD-53 至 DD-55）</w:t>
             </w:r>
           </w:p>
         </w:tc>
@@ -4953,6 +4953,17 @@
           <w:rFonts w:ascii="微软雅黑" w:hAnsi="微软雅黑"/>
         </w:rPr>
         <w:t>工作坊产出的报表与指标清单，经签署后纳入 LD-05A 基线，新增项从 R-41、D-21 起编号。</w:t>
+      </w:r>
+    </w:p>
+    <w:p>
+      <w:pPr>
+        <w:pStyle w:val="a"/>
+      </w:pPr>
+      <w:r>
+        <w:rPr>
+          <w:rFonts w:ascii="微软雅黑" w:hAnsi="微软雅黑"/>
+        </w:rPr>
+        <w:t>受控的 CSV 文件（组件清单、用例集等）一律以带 BOM 的 UTF-8 保存。不带 BOM 时 Excel 会按系统编码解析，中文显示为乱码——生成脚本须固定使用 utf-8-sig。</w:t>
       </w:r>
     </w:p>
     <w:p/>

--- a/LD-00_详细设计说明与文档索引.docx
+++ b/LD-00_详细设计说明与文档索引.docx
@@ -600,7 +600,7 @@
                 <w:sz w:val="18"/>
                 <w:lang w:eastAsia="zh-CN"/>
               </w:rPr>
-              <w:t>查询 API、记录检索、受控 SQL、实时推送、告警与投递、对外数据服务与 ESB、AI 集成四接口、移动端对外面</w:t>
+              <w:t>出口路径全集、查询 API 与缓存键、记录检索、受控 SQL、实时推送与投递、对外数据服务与 ESB、AI 集成四接口、移动端对外面、错误分类与契约稳定性</w:t>
             </w:r>
           </w:p>
         </w:tc>
@@ -4432,6 +4432,45 @@
                 <w:sz w:val="18"/>
               </w:rPr>
               <w:t>测试计划与用例集</w:t>
+            </w:r>
+          </w:p>
+        </w:tc>
+      </w:tr>
+      <w:tr>
+        <w:trPr>
+          <w:jc w:val="center"/>
+        </w:trPr>
+        <w:tc>
+          <w:tcPr>
+            <w:tcW w:w="3969" w:type="dxa"/>
+          </w:tcPr>
+          <w:p>
+            <w:pPr>
+              <w:spacing w:before="40" w:after="40" w:line="283" w:lineRule="auto"/>
+            </w:pPr>
+            <w:r>
+              <w:rPr>
+                <w:rFonts w:ascii="微软雅黑" w:hAnsi="微软雅黑"/>
+                <w:sz w:val="18"/>
+              </w:rPr>
+              <w:t>recon/</w:t>
+            </w:r>
+          </w:p>
+        </w:tc>
+        <w:tc>
+          <w:tcPr>
+            <w:tcW w:w="4989" w:type="dxa"/>
+          </w:tcPr>
+          <w:p>
+            <w:pPr>
+              <w:spacing w:before="40" w:after="40" w:line="283" w:lineRule="auto"/>
+            </w:pPr>
+            <w:r>
+              <w:rPr>
+                <w:rFonts w:ascii="微软雅黑" w:hAnsi="微软雅黑"/>
+                <w:sz w:val="18"/>
+              </w:rPr>
+              <w:t>滚动窗口校验的源端聚合查询模板。序列化规则见 LD-01 8.3，规则错则差异全是假的</w:t>
             </w:r>
           </w:p>
         </w:tc>
